--- a/會議記錄/2025.05.19.docx
+++ b/會議記錄/2025.05.19.docx
@@ -4,6 +4,9 @@
   <w:body>
     <w:p>
       <w:r>
+        <w:rPr>
+          <w:noProof/>
+        </w:rPr>
         <w:drawing>
           <wp:inline distT="0" distB="0" distL="0" distR="0" wp14:anchorId="457ADEE3" wp14:editId="4ACC9777">
             <wp:extent cx="5274310" cy="2720975"/>
@@ -42,6 +45,7 @@
       </w:r>
     </w:p>
     <w:p>
+      <w:proofErr w:type="spellStart"/>
       <w:r>
         <w:t>D</w:t>
       </w:r>
@@ -51,6 +55,7 @@
         </w:rPr>
         <w:t>fd</w:t>
       </w:r>
+      <w:proofErr w:type="spellEnd"/>
       <w:r>
         <w:rPr>
           <w:rFonts w:hint="eastAsia"/>
@@ -69,8 +74,16 @@
         <w:rPr>
           <w:rFonts w:hint="eastAsia"/>
         </w:rPr>
-        <w:t>聊天室資料表和</w:t>
-      </w:r>
+        <w:t>聊天室資料表</w:t>
+      </w:r>
+      <w:proofErr w:type="gramStart"/>
+      <w:r>
+        <w:rPr>
+          <w:rFonts w:hint="eastAsia"/>
+        </w:rPr>
+        <w:t>和</w:t>
+      </w:r>
+      <w:proofErr w:type="gramEnd"/>
     </w:p>
     <w:p>
       <w:r>
@@ -90,16 +103,22 @@
     </w:p>
     <w:p/>
     <w:p>
-      <w:pPr>
-        <w:rPr>
-          <w:rFonts w:hint="eastAsia"/>
-        </w:rPr>
-      </w:pPr>
+      <w:proofErr w:type="spellStart"/>
       <w:r>
         <w:rPr>
           <w:rFonts w:hint="eastAsia"/>
         </w:rPr>
         <w:t>erd</w:t>
+      </w:r>
+      <w:proofErr w:type="spellEnd"/>
+    </w:p>
+    <w:p/>
+    <w:p>
+      <w:r>
+        <w:rPr>
+          <w:rFonts w:hint="eastAsia"/>
+        </w:rPr>
+        <w:t>聊天室資料表</w:t>
       </w:r>
     </w:p>
     <w:p>
@@ -108,6 +127,90 @@
           <w:rFonts w:hint="eastAsia"/>
         </w:rPr>
       </w:pPr>
+      <w:r>
+        <w:rPr>
+          <w:rFonts w:hint="eastAsia"/>
+        </w:rPr>
+        <w:t>聊天室</w:t>
+      </w:r>
+      <w:r>
+        <w:rPr>
+          <w:rFonts w:hint="eastAsia"/>
+        </w:rPr>
+        <w:t xml:space="preserve">id </w:t>
+      </w:r>
+      <w:r>
+        <w:rPr>
+          <w:rFonts w:hint="eastAsia"/>
+        </w:rPr>
+        <w:t>地區</w:t>
+      </w:r>
+      <w:r>
+        <w:rPr>
+          <w:rFonts w:hint="eastAsia"/>
+        </w:rPr>
+        <w:t>(</w:t>
+      </w:r>
+      <w:r>
+        <w:rPr>
+          <w:rFonts w:hint="eastAsia"/>
+        </w:rPr>
+        <w:t>市</w:t>
+      </w:r>
+      <w:r>
+        <w:rPr>
+          <w:rFonts w:hint="eastAsia"/>
+        </w:rPr>
+        <w:t>/</w:t>
+      </w:r>
+      <w:r>
+        <w:rPr>
+          <w:rFonts w:hint="eastAsia"/>
+        </w:rPr>
+        <w:t>縣</w:t>
+      </w:r>
+      <w:r>
+        <w:rPr>
+          <w:rFonts w:hint="eastAsia"/>
+        </w:rPr>
+        <w:t xml:space="preserve">)  </w:t>
+      </w:r>
+      <w:r>
+        <w:rPr>
+          <w:rFonts w:hint="eastAsia"/>
+        </w:rPr>
+        <w:t>里</w:t>
+      </w:r>
+      <w:r>
+        <w:rPr>
+          <w:rFonts w:hint="eastAsia"/>
+        </w:rPr>
+        <w:t>/</w:t>
+      </w:r>
+      <w:r>
+        <w:rPr>
+          <w:rFonts w:hint="eastAsia"/>
+        </w:rPr>
+        <w:t>區</w:t>
+      </w:r>
+      <w:r>
+        <w:rPr>
+          <w:rFonts w:hint="eastAsia"/>
+        </w:rPr>
+        <w:t xml:space="preserve"> </w:t>
+      </w:r>
+      <w:r>
+        <w:rPr>
+          <w:rFonts w:hint="eastAsia"/>
+        </w:rPr>
+        <w:t>點擊次數</w:t>
+      </w:r>
+      <w:r>
+        <w:rPr>
+          <w:rFonts w:hint="eastAsia"/>
+        </w:rPr>
+        <w:t xml:space="preserve"> </w:t>
+      </w:r>
     </w:p>
     <w:sectPr>
       <w:pgSz w:w="11906" w:h="16838"/>
